--- a/ky/wisdom-stories/three-best-things.docx
+++ b/ky/wisdom-stories/three-best-things.docx
@@ -57,7 +57,7 @@
           <w:sz w:val="22"/>
           <w:lang w:val="ky-KG"/>
         </w:rPr>
-        <w:t>— Уулум, жашоодо ушул үч нерсеге умтулушубуз керек: эң даамдуу тамакты жеп, эң жакшы төшөктө уктап, эң жакшы үйдө жашашыбыз керек.</w:t>
+        <w:t>— Уулум, жашоодо ушул үч нерсеге умтулушубуз керек: эң жакшы тамакты жеп, эң жакшы төшөктө уктап, эң жакшы үйдө жашашыбыз керек.</w:t>
       </w:r>
     </w:p>
     <w:p>
@@ -129,7 +129,7 @@
           <w:sz w:val="22"/>
           <w:lang w:val="ky-KG"/>
         </w:rPr>
-        <w:t>— Ачка кезде жеген тамагың даамдуу болот. Эмгектенип чарчаганда жаткан төшөгүң жайлуу болот. Адамдардын жүрөгүнөн орун тапсаң, эң жакшы үйдө жашаганың ошол.</w:t>
+        <w:t>— Ачка кезде жесең, ал сенин эң жакшы тамагың болот. Көп эмгектенип чарчап уктасаң, ал сенин эң жакшы уйкуң болот. Адамдарга жүрөгүңдөн орун берсең, эң жакшы үйүң ошол болот.</w:t>
       </w:r>
     </w:p>
     <w:p>
@@ -153,7 +153,7 @@
           <w:sz w:val="22"/>
           <w:lang w:val="ky-KG"/>
         </w:rPr>
-        <w:t xml:space="preserve">Сабак: </w:t>
+        <w:t>Сабак: Эң жакшы тамак — ачка кезде жегениң, эң жайлуу уйку — эмгектен кийин уктаганың. Эң жакшы үй — жүрөктөрдөн алган ордуң. Бакыт мүмкүнчүлүктөн гана эмес, жашоого болгон көз караштан да көз каранды.</w:t>
       </w:r>
       <w:r>
         <w:rPr>
@@ -162,7 +162,6 @@
           <w:sz w:val="22"/>
           <w:lang w:val="ky-KG"/>
         </w:rPr>
-        <w:t>Ырахаттын баары кымбат буюмда эмес. Адал эмгек, токчулук, адамдардын мээрими — бакыттын жөнөкөй тиректери.</w:t>
       </w:r>
     </w:p>
     <w:p>
@@ -182,7 +181,7 @@
           <w:sz w:val="18"/>
           <w:lang w:val="ky-KG"/>
         </w:rPr>
-        <w:t>Окуя ачык интернет булактарынан алынды.</w:t>
+        <w:t>Аңгемелер ачык интернет булактарынан алынган, иллюстрациялар болсо ЖИ менен түзүлгөн.</w:t>
       </w:r>
     </w:p>
     <w:sectPr>

--- a/ky/wisdom-stories/three-best-things.docx
+++ b/ky/wisdom-stories/three-best-things.docx
@@ -3,187 +3,63 @@
 <w:document xmlns:wpc="http://schemas.microsoft.com/office/word/2010/wordprocessingCanvas" xmlns:cx="http://schemas.microsoft.com/office/drawing/2014/chartex" xmlns:cx1="http://schemas.microsoft.com/office/drawing/2015/9/8/chartex" xmlns:cx2="http://schemas.microsoft.com/office/drawing/2015/10/21/chartex" xmlns:cx3="http://schemas.microsoft.com/office/drawing/2016/5/9/chartex" xmlns:cx4="http://schemas.microsoft.com/office/drawing/2016/5/10/chartex" xmlns:cx5="http://schemas.microsoft.com/office/drawing/2016/5/11/chartex" xmlns:cx6="http://schemas.microsoft.com/office/drawing/2016/5/12/chartex" xmlns:cx7="http://schemas.microsoft.com/office/drawing/2016/5/13/chartex" xmlns:cx8="http://schemas.microsoft.com/office/drawing/2016/5/14/chartex" xmlns:mc="http://schemas.openxmlformats.org/markup-compatibility/2006" xmlns:aink="http://schemas.microsoft.com/office/drawing/2016/ink" xmlns:am3d="http://schemas.microsoft.com/office/drawing/2017/model3d" xmlns:o="urn:schemas-microsoft-com:office:office" xmlns:oel="http://schemas.microsoft.com/office/2019/extlst" xmlns:r="http://schemas.openxmlformats.org/officeDocument/2006/relationships" xmlns:m="http://schemas.openxmlformats.org/officeDocument/2006/math" xmlns:v="urn:schemas-microsoft-com:vml" xmlns:wp14="http://schemas.microsoft.com/office/word/2010/wordprocessingDrawing" xmlns:wp="http://schemas.openxmlformats.org/drawingml/2006/wordprocessingDrawing" xmlns:w10="urn:schemas-microsoft-com:office:word" xmlns:w="http://schemas.openxmlformats.org/wordprocessingml/2006/main" xmlns:w14="http://schemas.microsoft.com/office/word/2010/wordml" xmlns:w15="http://schemas.microsoft.com/office/word/2012/wordml" xmlns:w16cex="http://schemas.microsoft.com/office/word/2018/wordml/cex" xmlns:w16cid="http://schemas.microsoft.com/office/word/2016/wordml/cid" xmlns:w16="http://schemas.microsoft.com/office/word/2018/wordml" xmlns:w16du="http://schemas.microsoft.com/office/word/2023/wordml/word16du" xmlns:w16sdtdh="http://schemas.microsoft.com/office/word/2020/wordml/sdtdatahash" xmlns:w16sdtfl="http://schemas.microsoft.com/office/word/2024/wordml/sdtformatlock" xmlns:w16se="http://schemas.microsoft.com/office/word/2015/wordml/symex" xmlns:wpg="http://schemas.microsoft.com/office/word/2010/wordprocessingGroup" xmlns:wpi="http://schemas.microsoft.com/office/word/2010/wordprocessingInk" xmlns:wne="http://schemas.microsoft.com/office/word/2006/wordml" xmlns:wps="http://schemas.microsoft.com/office/word/2010/wordprocessingShape" mc:Ignorable="w14 w15 w16se w16cid w16 w16cex w16sdtdh w16sdtfl w16du wp14">
   <w:body>
     <w:p>
-      <w:pPr>
-        <w:pStyle w:val="Title"/>
-        <w:keepNext/>
-        <w:keepLines w:val="0"/>
-        <w:pageBreakBefore w:val="0"/>
-        <w:widowControl/>
-        <w:spacing w:line="269" w:lineRule="auto" w:after="180" w:before="0"/>
-      </w:pPr>
-      <w:bookmarkStart w:id="10198" w:name="Story_199"/>
       <w:r>
         <w:rPr>
-          <w:rFonts w:ascii="Arial" w:hAnsi="Arial"/>
           <w:b/>
-          <w:color w:val="000000"/>
-          <w:sz w:val="34"/>
-          <w:lang w:val="ky-KG"/>
+          <w:bCs/>
         </w:rPr>
         <w:t>Эң жакшы үч нерсе</w:t>
       </w:r>
-      <w:bookmarkEnd w:id="10198"/>
     </w:p>
     <w:p>
-      <w:pPr>
-        <w:keepNext w:val="0"/>
-        <w:keepLines w:val="0"/>
-        <w:pageBreakBefore w:val="0"/>
-        <w:widowControl/>
-        <w:spacing w:line="269" w:lineRule="auto" w:after="120" w:before="0"/>
-      </w:pPr>
       <w:r>
-        <w:rPr>
-          <w:rFonts w:ascii="Arial" w:eastAsia="Arial" w:hAnsi="Arial"/>
-          <w:color w:val="000000"/>
-          <w:sz w:val="22"/>
-          <w:lang w:val="ky-KG"/>
-        </w:rPr>
-        <w:t>Атасы:</w:t>
+        <w:t>Бир ата уулуна мындай деди:</w:t>
       </w:r>
     </w:p>
     <w:p>
-      <w:pPr>
-        <w:keepNext w:val="0"/>
-        <w:keepLines w:val="0"/>
-        <w:pageBreakBefore w:val="0"/>
-        <w:widowControl/>
-        <w:spacing w:line="269" w:lineRule="auto" w:after="120" w:before="0"/>
-      </w:pPr>
       <w:r>
-        <w:rPr>
-          <w:rFonts w:ascii="Arial" w:eastAsia="Arial" w:hAnsi="Arial"/>
-          <w:color w:val="000000"/>
-          <w:sz w:val="22"/>
-          <w:lang w:val="ky-KG"/>
-        </w:rPr>
-        <w:t>— Уулум, жашоодо ушул үч нерсеге умтулушубуз керек: эң жакшы тамакты жеп, эң жакшы төшөктө уктап, эң жакшы үйдө жашашыбыз керек.</w:t>
+        <w:t>— Балам, жашоодо үч нерсеге умтулушубуз керек: эң даамдуу тамак жегенге, эң жайлуу төшөктө уктаганга жана эң кооз үйдө жашаганга.</w:t>
       </w:r>
     </w:p>
     <w:p>
-      <w:pPr>
-        <w:keepNext w:val="0"/>
-        <w:keepLines w:val="0"/>
-        <w:pageBreakBefore w:val="0"/>
-        <w:widowControl/>
-        <w:spacing w:line="269" w:lineRule="auto" w:after="120" w:before="0"/>
-      </w:pPr>
       <w:r>
-        <w:rPr>
-          <w:rFonts w:ascii="Arial" w:eastAsia="Arial" w:hAnsi="Arial"/>
-          <w:color w:val="000000"/>
-          <w:sz w:val="22"/>
-          <w:lang w:val="ky-KG"/>
-        </w:rPr>
-        <w:t>Уулу:</w:t>
+        <w:t>Уулу таң калды:</w:t>
       </w:r>
     </w:p>
     <w:p>
-      <w:pPr>
-        <w:keepNext w:val="0"/>
-        <w:keepLines w:val="0"/>
-        <w:pageBreakBefore w:val="0"/>
-        <w:widowControl/>
-        <w:spacing w:line="269" w:lineRule="auto" w:after="120" w:before="0"/>
-      </w:pPr>
       <w:r>
-        <w:rPr>
-          <w:rFonts w:ascii="Arial" w:eastAsia="Arial" w:hAnsi="Arial"/>
-          <w:color w:val="000000"/>
-          <w:sz w:val="22"/>
-          <w:lang w:val="ky-KG"/>
-        </w:rPr>
-        <w:t>— Ата, бирок биз кедейбиз го, муну кантип кылабыз?</w:t>
+        <w:t>— Бирок, ата, биз кедейбиз да. Аларга кантип жетебиз?</w:t>
       </w:r>
     </w:p>
     <w:p>
-      <w:pPr>
-        <w:keepNext w:val="0"/>
-        <w:keepLines w:val="0"/>
-        <w:pageBreakBefore w:val="0"/>
-        <w:widowControl/>
-        <w:spacing w:line="269" w:lineRule="auto" w:after="120" w:before="0"/>
-      </w:pPr>
       <w:r>
-        <w:rPr>
-          <w:rFonts w:ascii="Arial" w:eastAsia="Arial" w:hAnsi="Arial"/>
-          <w:color w:val="000000"/>
-          <w:sz w:val="22"/>
-          <w:lang w:val="ky-KG"/>
-        </w:rPr>
-        <w:t>Атасы:</w:t>
+        <w:t>Атасы жылмайып жооп берди:</w:t>
       </w:r>
     </w:p>
     <w:p>
-      <w:pPr>
-        <w:keepNext/>
-        <w:keepLines w:val="0"/>
-        <w:pageBreakBefore w:val="0"/>
-        <w:widowControl/>
-        <w:spacing w:line="269" w:lineRule="auto" w:after="120" w:before="0"/>
-      </w:pPr>
       <w:r>
-        <w:rPr>
-          <w:rFonts w:ascii="Arial" w:hAnsi="Arial"/>
-          <w:color w:val="000000"/>
-          <w:sz w:val="22"/>
-          <w:lang w:val="ky-KG"/>
-        </w:rPr>
-        <w:t>— Ачка кезде жесең, ал сенин эң жакшы тамагың болот. Көп эмгектенип чарчап уктасаң, ал сенин эң жакшы уйкуң болот. Адамдарга жүрөгүңдөн орун берсең, эң жакшы үйүң ошол болот.</w:t>
+        <w:t>— Ачка болгондо жөнөкөй тамак да сага эң даамдуу сезилет. Күн бою эмгектенип, чарчап жатканыңда өз төшөгүң эң жайлуу болот. Адамдарга жүрөгүңдөн орун берип, алардын да жүрөгүнөн орун тапсаң, эң сонун үйүң ошол жерде болот.</w:t>
       </w:r>
     </w:p>
     <w:p>
-      <w:pPr>
-        <w:pStyle w:val="Moral"/>
-        <w:keepNext/>
-        <w:keepLines/>
-        <w:pageBreakBefore w:val="0"/>
-        <w:widowControl/>
-        <w:spacing w:before="120" w:after="120" w:line="269" w:lineRule="auto"/>
-        <w:ind w:left="240" w:right="240"/>
-        <w:rPr>
-          <w:lang/>
-        </w:rPr>
-      </w:pPr>
       <w:r>
         <w:rPr>
-          <w:rFonts w:ascii="Arial" w:hAnsi="Arial"/>
           <w:b/>
-          <w:color w:val="000000"/>
-          <w:sz w:val="22"/>
-          <w:lang w:val="ky-KG"/>
+          <w:bCs/>
         </w:rPr>
-        <w:t>Сабак: Эң жакшы тамак — ачка кезде жегениң, эң жайлуу уйку — эмгектен кийин уктаганың. Эң жакшы үй — жүрөктөрдөн алган ордуң. Бакыт мүмкүнчүлүктөн гана эмес, жашоого болгон көз караштан да көз каранды.</w:t>
-      </w:r>
-      <w:r>
-        <w:rPr>
-          <w:rFonts w:ascii="Arial" w:hAnsi="Arial"/>
-          <w:color w:val="000000"/>
-          <w:sz w:val="22"/>
-          <w:lang w:val="ky-KG"/>
-        </w:rPr>
+        <w:t>Сабак: Жашоонун ырахаты кымбат нерселерде гана эмес. Жөнөкөй тамактын даамын сезүү, эмгектен кийин жайбаракат эс алуу жана адамдардын жүрөгүнөн орун табуу да — чоң бакыт.</w:t>
       </w:r>
     </w:p>
     <w:p>
-      <w:pPr>
-        <w:keepNext w:val="0"/>
-        <w:keepLines w:val="0"/>
-        <w:pageBreakBefore w:val="0"/>
-        <w:widowControl/>
-        <w:spacing w:before="0" w:after="160" w:line="269" w:lineRule="auto"/>
-        <w:jc w:val="right"/>
-      </w:pPr>
       <w:r>
         <w:rPr>
-          <w:rFonts w:ascii="Arial" w:eastAsia="Arial" w:hAnsi="Arial" w:cs="Arial"/>
           <w:i/>
-          <w:color w:val="000000"/>
-          <w:sz w:val="18"/>
-          <w:lang w:val="ky-KG"/>
+          <w:iCs/>
         </w:rPr>
-        <w:t>Аңгемелер ачык интернет булактарынан алынган, иллюстрациялар болсо ЖИ менен түзүлгөн.</w:t>
+        <w:t>Аңгемелер интернеттен чогултулуп, жасалма интеллекттин жардамы менен иштелип чыккан. Бардык сүрөттөр жасалма интеллект аркылуу түзүлгөн.</w:t>
       </w:r>
     </w:p>
+    <w:p/>
     <w:sectPr>
       <w:headerReference w:type="even" r:id="rId7"/>
       <w:headerReference w:type="default" r:id="rId8"/>
@@ -1014,7 +890,6 @@
     </w:pPr>
     <w:rPr>
       <w:rFonts w:asciiTheme="majorHAnsi" w:eastAsiaTheme="majorEastAsia" w:hAnsiTheme="majorHAnsi" w:cstheme="majorBidi"/>
-      <w:color w:val="000000"/>
       <w:sz w:val="40"/>
       <w:szCs w:val="40"/>
     </w:rPr>
@@ -1036,7 +911,6 @@
     </w:pPr>
     <w:rPr>
       <w:rFonts w:asciiTheme="majorHAnsi" w:eastAsiaTheme="majorEastAsia" w:hAnsiTheme="majorHAnsi" w:cstheme="majorBidi"/>
-      <w:color w:val="000000"/>
       <w:sz w:val="32"/>
       <w:szCs w:val="32"/>
     </w:rPr>
@@ -1059,7 +933,6 @@
     </w:pPr>
     <w:rPr>
       <w:rFonts w:eastAsiaTheme="majorEastAsia" w:cstheme="majorBidi"/>
-      <w:color w:val="000000"/>
       <w:sz w:val="28"/>
       <w:szCs w:val="28"/>
     </w:rPr>
@@ -1084,7 +957,6 @@
       <w:rFonts w:eastAsiaTheme="majorEastAsia" w:cstheme="majorBidi"/>
       <w:i/>
       <w:iCs/>
-      <w:color w:val="000000"/>
     </w:rPr>
   </w:style>
   <w:style w:type="paragraph" w:styleId="Heading5">
@@ -1105,7 +977,6 @@
     </w:pPr>
     <w:rPr>
       <w:rFonts w:eastAsiaTheme="majorEastAsia" w:cstheme="majorBidi"/>
-      <w:color w:val="000000"/>
     </w:rPr>
   </w:style>
   <w:style w:type="paragraph" w:styleId="Heading6">
@@ -1128,7 +999,6 @@
       <w:rFonts w:eastAsiaTheme="majorEastAsia" w:cstheme="majorBidi"/>
       <w:i/>
       <w:iCs/>
-      <w:color w:val="000000"/>
     </w:rPr>
   </w:style>
   <w:style w:type="paragraph" w:styleId="Heading7">
@@ -1149,7 +1019,6 @@
     </w:pPr>
     <w:rPr>
       <w:rFonts w:eastAsiaTheme="majorEastAsia" w:cstheme="majorBidi"/>
-      <w:color w:val="000000"/>
     </w:rPr>
   </w:style>
   <w:style w:type="paragraph" w:styleId="Heading8">
@@ -1172,7 +1041,6 @@
       <w:rFonts w:eastAsiaTheme="majorEastAsia" w:cstheme="majorBidi"/>
       <w:i/>
       <w:iCs/>
-      <w:color w:val="000000"/>
     </w:rPr>
   </w:style>
   <w:style w:type="paragraph" w:styleId="Heading9">
@@ -1193,13 +1061,11 @@
     </w:pPr>
     <w:rPr>
       <w:rFonts w:eastAsiaTheme="majorEastAsia" w:cstheme="majorBidi"/>
-      <w:color w:val="000000"/>
     </w:rPr>
   </w:style>
   <w:style w:type="character" w:default="1" w:styleId="DefaultParagraphFont">
     <w:name w:val="Default Paragraph Font"/>
     <w:uiPriority w:val="1"/>
-    <w:semiHidden/>
     <w:unhideWhenUsed/>
   </w:style>
   <w:style w:type="table" w:default="1" w:styleId="TableNormal">
@@ -1355,7 +1221,6 @@
     </w:pPr>
     <w:rPr>
       <w:rFonts w:asciiTheme="majorHAnsi" w:eastAsiaTheme="majorEastAsia" w:hAnsiTheme="majorHAnsi" w:cstheme="majorBidi"/>
-      <w:color w:val="000000"/>
       <w:spacing w:val="-10"/>
       <w:kern w:val="28"/>
       <w:sz w:val="56"/>
@@ -1391,7 +1256,6 @@
     </w:pPr>
     <w:rPr>
       <w:rFonts w:eastAsiaTheme="majorEastAsia" w:cstheme="majorBidi"/>
-      <w:color w:val="000000"/>
       <w:spacing w:val="15"/>
       <w:sz w:val="28"/>
       <w:szCs w:val="28"/>
@@ -1426,7 +1290,6 @@
     <w:rPr>
       <w:i/>
       <w:iCs/>
-      <w:color w:val="000000"/>
     </w:rPr>
   </w:style>
   <w:style w:type="character" w:customStyle="1" w:styleId="QuoteChar">
@@ -1451,9 +1314,6 @@
       <w:ind w:left="720"/>
       <w:contextualSpacing/>
     </w:pPr>
-    <w:rPr>
-      <w:color w:val="000000"/>
-    </w:rPr>
   </w:style>
   <w:style w:type="character" w:styleId="IntenseEmphasis">
     <w:name w:val="Intense Emphasis"/>
@@ -1483,7 +1343,6 @@
     <w:rPr>
       <w:i/>
       <w:iCs/>
-      <w:color w:val="000000"/>
     </w:rPr>
   </w:style>
   <w:style w:type="character" w:customStyle="1" w:styleId="IntenseQuoteChar">
@@ -1523,9 +1382,6 @@
     <w:pPr>
       <w:spacing w:after="100"/>
     </w:pPr>
-    <w:rPr>
-      <w:color w:val="000000"/>
-    </w:rPr>
   </w:style>
   <w:style w:type="paragraph" w:customStyle="1" w:styleId="Moral">
     <w:name w:val="Moral"/>
@@ -1537,7 +1393,6 @@
     <w:rPr>
       <w:rFonts w:ascii="Arial" w:eastAsia="Arial" w:hAnsi="Arial"/>
       <w:i/>
-      <w:color w:val="000000"/>
       <w:kern w:val="0"/>
       <w:sz w:val="22"/>
       <w:szCs w:val="22"/>
@@ -1559,9 +1414,6 @@
       </w:tabs>
       <w:spacing w:after="0" w:line="240" w:lineRule="auto"/>
     </w:pPr>
-    <w:rPr>
-      <w:color w:val="000000"/>
-    </w:rPr>
   </w:style>
   <w:style w:type="character" w:customStyle="1" w:styleId="HeaderChar">
     <w:name w:val="Header Char"/>
@@ -1584,9 +1436,6 @@
       </w:tabs>
       <w:spacing w:after="0" w:line="240" w:lineRule="auto"/>
     </w:pPr>
-    <w:rPr>
-      <w:color w:val="000000"/>
-    </w:rPr>
   </w:style>
   <w:style w:type="character" w:customStyle="1" w:styleId="FooterChar">
     <w:name w:val="Footer Char"/>
@@ -1609,7 +1458,6 @@
     </w:pPr>
     <w:rPr>
       <w:rFonts w:eastAsiaTheme="minorEastAsia"/>
-      <w:color w:val="000000"/>
     </w:rPr>
   </w:style>
   <w:style w:type="paragraph" w:styleId="TOC3">
@@ -1626,7 +1474,6 @@
     </w:pPr>
     <w:rPr>
       <w:rFonts w:eastAsiaTheme="minorEastAsia"/>
-      <w:color w:val="000000"/>
     </w:rPr>
   </w:style>
   <w:style w:type="paragraph" w:styleId="TOC4">
@@ -1643,7 +1490,6 @@
     </w:pPr>
     <w:rPr>
       <w:rFonts w:eastAsiaTheme="minorEastAsia"/>
-      <w:color w:val="000000"/>
     </w:rPr>
   </w:style>
   <w:style w:type="paragraph" w:styleId="TOC5">
@@ -1660,7 +1506,6 @@
     </w:pPr>
     <w:rPr>
       <w:rFonts w:eastAsiaTheme="minorEastAsia"/>
-      <w:color w:val="000000"/>
     </w:rPr>
   </w:style>
   <w:style w:type="paragraph" w:styleId="TOC6">
@@ -1677,7 +1522,6 @@
     </w:pPr>
     <w:rPr>
       <w:rFonts w:eastAsiaTheme="minorEastAsia"/>
-      <w:color w:val="000000"/>
     </w:rPr>
   </w:style>
   <w:style w:type="paragraph" w:styleId="TOC7">
@@ -1694,7 +1538,6 @@
     </w:pPr>
     <w:rPr>
       <w:rFonts w:eastAsiaTheme="minorEastAsia"/>
-      <w:color w:val="000000"/>
     </w:rPr>
   </w:style>
   <w:style w:type="paragraph" w:styleId="TOC8">
@@ -1711,7 +1554,6 @@
     </w:pPr>
     <w:rPr>
       <w:rFonts w:eastAsiaTheme="minorEastAsia"/>
-      <w:color w:val="000000"/>
     </w:rPr>
   </w:style>
   <w:style w:type="paragraph" w:styleId="TOC9">
@@ -1728,7 +1570,6 @@
     </w:pPr>
     <w:rPr>
       <w:rFonts w:eastAsiaTheme="minorEastAsia"/>
-      <w:color w:val="000000"/>
     </w:rPr>
   </w:style>
   <w:style w:type="paragraph" w:styleId="TOCHeading">
@@ -1744,7 +1585,6 @@
       <w:outlineLvl w:val="9"/>
     </w:pPr>
     <w:rPr>
-      <w:color w:val="000000"/>
       <w:kern w:val="0"/>
       <w:sz w:val="32"/>
       <w:szCs w:val="32"/>
